--- a/dist/Aditya_Kumar_ML_Engineer_Resume.docx
+++ b/dist/Aditya_Kumar_ML_Engineer_Resume.docx
@@ -49,7 +49,7 @@
           <w:sz w:val="17"/>
           <w:szCs w:val="17"/>
         </w:rPr>
-        <w:t xml:space="preserve">Bengaluru, India  |  +91 6202393823  |  aditya0211kumar@gmail.com  |  LinkedIn  |  GitHub</w:t>
+        <w:t xml:space="preserve">Bengaluru, India  |  +91 6202393823  |  aadi0211kumar@gmail.com  |  LinkedIn  |  GitHub</w:t>
       </w:r>
     </w:p>
     <w:p>
